--- a/SAJE_292892_revision/build_r5/05_Supplementary_Material_Clean.docx
+++ b/SAJE_292892_revision/build_r5/05_Supplementary_Material_Clean.docx
@@ -13118,7 +13118,7 @@
       </w:r>
       <w:r>
         <w:rPr/>
-        <w:t xml:space="preserve"> The run-up does not depend on conditioning on base-year total assets. Without covariates, the MTB run-up from event year −5 to the base year is 6.6%, weaker than the baseline (event year −5 p = 0.068; pre-trend p = 0.028), and the market capitalization run-up is 24.0%. With total assets measured two years before the base year, it is 8.0% for MTB (pre-trend p = 0.176) and 20.3% for market capitalization.</w:t>
+        <w:t xml:space="preserve"> The run-up is smaller without conditioning on base-year total assets. Without covariates, the MTB run-up from event year −5 to the base year is 6.6%, weaker than the baseline (event year −5 p = 0.068; pre-trend p = 0.028), and the market capitalization run-up is 24.0%. With total assets measured two years before the base year, it is 8.0% for MTB (pre-trend p = 0.176) and 20.3% for market capitalization.</w:t>
       </w:r>
     </w:p>
     <w:p>
